--- a/4.质量管理/1.流程制度规范类文件/HXDL-ITSS-0405 客户满意度调查制度.docx
+++ b/4.质量管理/1.流程制度规范类文件/HXDL-ITSS-0405 客户满意度调查制度.docx
@@ -216,12 +216,6 @@
             <w:insideH w:val="none" w:color="auto" w:sz="0" w:space="0"/>
             <w:insideV w:val="none" w:color="auto" w:sz="0" w:space="0"/>
           </w:tblBorders>
-          <w:tblCellMar>
-            <w:top w:w="0" w:type="dxa"/>
-            <w:left w:w="108" w:type="dxa"/>
-            <w:bottom w:w="0" w:type="dxa"/>
-            <w:right w:w="108" w:type="dxa"/>
-          </w:tblCellMar>
         </w:tblPrEx>
         <w:trPr>
           <w:trHeight w:val="810" w:hRule="atLeast"/>
@@ -3141,7 +3135,6 @@
         </w:p>
       </w:sdtContent>
     </w:sdt>
-    <w:p/>
     <w:p>
       <w:pPr>
         <w:rPr>
@@ -5107,6 +5100,8 @@
               </w:rPr>
               <w:t>得分/调查问卷总数</w:t>
             </w:r>
+            <w:bookmarkStart w:id="21" w:name="_GoBack"/>
+            <w:bookmarkEnd w:id="21"/>
           </w:p>
         </w:tc>
         <w:tc>
@@ -5317,8 +5312,6 @@
         </w:rPr>
         <w:t>运维部、质量部、研发部、人力资源部</w:t>
       </w:r>
-      <w:bookmarkStart w:id="21" w:name="_GoBack"/>
-      <w:bookmarkEnd w:id="21"/>
     </w:p>
     <w:p>
       <w:pPr>
